--- a/output/2026_夏合宿_人数確定のご連絡_菅平ホテル様.docx
+++ b/output/2026_夏合宿_人数確定のご連絡_菅平ホテル様.docx
@@ -251,9 +251,8 @@
                 <w:rFonts w:ascii="游明朝" w:hAnsi="游明朝" w:eastAsia="游明朝"/>
                 <w:b w:val="0"/>
                 <w:sz w:val="22"/>
-                <w:shd w:val="clear" w:color="auto" w:fill="FFFF00"/>
               </w:rPr>
-              <w:t>2名　（参加日程は確定次第、別途ご連絡いたします）</w:t>
+              <w:t>2名　（入れ替わりで常時1名帯同。1人目：8/1〜8/2、2人目：8/3〜8/5）</w:t>
             </w:r>
           </w:p>
         </w:tc>
@@ -274,7 +273,6 @@
                 <w:b/>
                 <w:sz w:val="22"/>
               </w:rPr>
-              <w:t>合計（本状での確定分）</w:t>
             </w:r>
           </w:p>
         </w:tc>
@@ -293,7 +291,47 @@
                 <w:b w:val="0"/>
                 <w:sz w:val="22"/>
               </w:rPr>
-              <w:t>44名　（部員42名＋顧問2名。コーチ分は別途加算）</w:t>
+              <w:t xml:space="preserve">　8/6・8/7はコーチの帯同なし</w:t>
+            </w:r>
+          </w:p>
+        </w:tc>
+      </w:tr>
+      <w:tr>
+        <w:tc>
+          <w:tcPr>
+            <w:tcW w:type="dxa" w:w="3402"/>
+            <w:vAlign w:val="center"/>
+          </w:tcPr>
+          <w:p>
+            <w:pPr>
+              <w:spacing w:before="60" w:after="60"/>
+            </w:pPr>
+            <w:r>
+              <w:rPr>
+                <w:rFonts w:ascii="游明朝" w:hAnsi="游明朝" w:eastAsia="游明朝"/>
+                <w:b/>
+                <w:sz w:val="22"/>
+              </w:rPr>
+              <w:t>最大同時人数</w:t>
+            </w:r>
+          </w:p>
+        </w:tc>
+        <w:tc>
+          <w:tcPr>
+            <w:tcW w:type="dxa" w:w="5329"/>
+            <w:vAlign w:val="center"/>
+          </w:tcPr>
+          <w:p>
+            <w:pPr>
+              <w:spacing w:before="60" w:after="60"/>
+            </w:pPr>
+            <w:r>
+              <w:rPr>
+                <w:rFonts w:ascii="游明朝" w:hAnsi="游明朝" w:eastAsia="游明朝"/>
+                <w:b w:val="0"/>
+                <w:sz w:val="22"/>
+              </w:rPr>
+              <w:t>44名　（部員42名＋顧問2名＋コーチ1名。8/5宿泊まで）</w:t>
             </w:r>
           </w:p>
         </w:tc>
@@ -362,7 +400,66 @@
           <w:b/>
           <w:sz w:val="22"/>
         </w:rPr>
-        <w:t>４．日別人数表（部員・顧問分／外部コーチを除く）</w:t>
+        <w:t>４．外部コーチの帯同について</w:t>
+      </w:r>
+    </w:p>
+    <w:p>
+      <w:pPr>
+        <w:pStyle w:val="ListBullet"/>
+        <w:spacing w:before="20" w:after="20"/>
+      </w:pPr>
+      <w:r>
+        <w:rPr>
+          <w:rFonts w:ascii="游明朝" w:hAnsi="游明朝" w:eastAsia="游明朝"/>
+          <w:sz w:val="22"/>
+        </w:rPr>
+        <w:t>1人目：8月1日〜8月2日（8/2は朝食・昼食のみ帯同し、夕食・宿泊なしで交代）</w:t>
+      </w:r>
+    </w:p>
+    <w:p>
+      <w:pPr>
+        <w:pStyle w:val="ListBullet"/>
+        <w:spacing w:before="20" w:after="20"/>
+      </w:pPr>
+      <w:r>
+        <w:rPr>
+          <w:rFonts w:ascii="游明朝" w:hAnsi="游明朝" w:eastAsia="游明朝"/>
+          <w:sz w:val="22"/>
+        </w:rPr>
+        <w:t>2人目：8月3日〜8月5日（8/5は朝食・昼食のみ帯同し、夕食・宿泊なしで退所）</w:t>
+      </w:r>
+    </w:p>
+    <w:p>
+      <w:pPr>
+        <w:pStyle w:val="ListBullet"/>
+        <w:spacing w:before="20" w:after="20"/>
+      </w:pPr>
+      <w:r>
+        <w:rPr>
+          <w:rFonts w:ascii="游明朝" w:hAnsi="游明朝" w:eastAsia="游明朝"/>
+          <w:sz w:val="22"/>
+        </w:rPr>
+        <w:t>8月6日・8月7日はコーチの帯同なし</w:t>
+      </w:r>
+    </w:p>
+    <w:p>
+      <w:pPr>
+        <w:spacing w:before="160" w:after="0"/>
+        <w:jc w:val="left"/>
+      </w:pPr>
+    </w:p>
+    <w:p>
+      <w:pPr>
+        <w:spacing w:before="80" w:after="40"/>
+        <w:jc w:val="left"/>
+      </w:pPr>
+      <w:r>
+        <w:rPr>
+          <w:rFonts w:ascii="游明朝" w:hAnsi="游明朝" w:eastAsia="游明朝"/>
+          <w:b/>
+          <w:sz w:val="22"/>
+        </w:rPr>
+        <w:t>５．日別人数表（部員・引率顧問・外部コーチの合計）</w:t>
       </w:r>
     </w:p>
     <w:tbl>
@@ -537,313 +634,7 @@
                 <w:b w:val="0"/>
                 <w:sz w:val="22"/>
               </w:rPr>
-              <w:t>42</w:t>
-            </w:r>
-          </w:p>
-        </w:tc>
-        <w:tc>
-          <w:tcPr>
-            <w:tcW w:type="dxa" w:w="1644"/>
-            <w:vAlign w:val="center"/>
-          </w:tcPr>
-          <w:p>
-            <w:pPr>
-              <w:spacing w:before="40" w:after="40"/>
-              <w:jc w:val="center"/>
-            </w:pPr>
-            <w:r>
-              <w:rPr>
-                <w:rFonts w:ascii="游明朝" w:hAnsi="游明朝" w:eastAsia="游明朝"/>
-                <w:b w:val="0"/>
-                <w:sz w:val="22"/>
-              </w:rPr>
-              <w:t>42</w:t>
-            </w:r>
-          </w:p>
-        </w:tc>
-        <w:tc>
-          <w:tcPr>
-            <w:tcW w:type="dxa" w:w="1644"/>
-            <w:vAlign w:val="center"/>
-          </w:tcPr>
-          <w:p>
-            <w:pPr>
-              <w:spacing w:before="40" w:after="40"/>
-              <w:jc w:val="center"/>
-            </w:pPr>
-            <w:r>
-              <w:rPr>
-                <w:rFonts w:ascii="游明朝" w:hAnsi="游明朝" w:eastAsia="游明朝"/>
-                <w:b w:val="0"/>
-                <w:sz w:val="22"/>
-              </w:rPr>
-              <w:t>42</w:t>
-            </w:r>
-          </w:p>
-        </w:tc>
-      </w:tr>
-      <w:tr>
-        <w:tc>
-          <w:tcPr>
-            <w:tcW w:type="dxa" w:w="2041"/>
-            <w:vAlign w:val="center"/>
-          </w:tcPr>
-          <w:p>
-            <w:pPr>
-              <w:spacing w:before="40" w:after="40"/>
-              <w:jc w:val="center"/>
-            </w:pPr>
-            <w:r>
-              <w:rPr>
-                <w:rFonts w:ascii="游明朝" w:hAnsi="游明朝" w:eastAsia="游明朝"/>
-                <w:b/>
-                <w:sz w:val="22"/>
-              </w:rPr>
-              <w:t>8/2（日）</w:t>
-            </w:r>
-          </w:p>
-        </w:tc>
-        <w:tc>
-          <w:tcPr>
-            <w:tcW w:type="dxa" w:w="1644"/>
-            <w:vAlign w:val="center"/>
-          </w:tcPr>
-          <w:p>
-            <w:pPr>
-              <w:spacing w:before="40" w:after="40"/>
-              <w:jc w:val="center"/>
-            </w:pPr>
-            <w:r>
-              <w:rPr>
-                <w:rFonts w:ascii="游明朝" w:hAnsi="游明朝" w:eastAsia="游明朝"/>
-                <w:b w:val="0"/>
-                <w:sz w:val="22"/>
-              </w:rPr>
-              <w:t>42</w:t>
-            </w:r>
-          </w:p>
-        </w:tc>
-        <w:tc>
-          <w:tcPr>
-            <w:tcW w:type="dxa" w:w="1644"/>
-            <w:vAlign w:val="center"/>
-          </w:tcPr>
-          <w:p>
-            <w:pPr>
-              <w:spacing w:before="40" w:after="40"/>
-              <w:jc w:val="center"/>
-            </w:pPr>
-            <w:r>
-              <w:rPr>
-                <w:rFonts w:ascii="游明朝" w:hAnsi="游明朝" w:eastAsia="游明朝"/>
-                <w:b w:val="0"/>
-                <w:sz w:val="22"/>
-              </w:rPr>
-              <w:t>42</w:t>
-            </w:r>
-          </w:p>
-        </w:tc>
-        <w:tc>
-          <w:tcPr>
-            <w:tcW w:type="dxa" w:w="1644"/>
-            <w:vAlign w:val="center"/>
-          </w:tcPr>
-          <w:p>
-            <w:pPr>
-              <w:spacing w:before="40" w:after="40"/>
-              <w:jc w:val="center"/>
-            </w:pPr>
-            <w:r>
-              <w:rPr>
-                <w:rFonts w:ascii="游明朝" w:hAnsi="游明朝" w:eastAsia="游明朝"/>
-                <w:b w:val="0"/>
-                <w:sz w:val="22"/>
-              </w:rPr>
-              <w:t>42</w:t>
-            </w:r>
-          </w:p>
-        </w:tc>
-        <w:tc>
-          <w:tcPr>
-            <w:tcW w:type="dxa" w:w="1644"/>
-            <w:vAlign w:val="center"/>
-          </w:tcPr>
-          <w:p>
-            <w:pPr>
-              <w:spacing w:before="40" w:after="40"/>
-              <w:jc w:val="center"/>
-            </w:pPr>
-            <w:r>
-              <w:rPr>
-                <w:rFonts w:ascii="游明朝" w:hAnsi="游明朝" w:eastAsia="游明朝"/>
-                <w:b w:val="0"/>
-                <w:sz w:val="22"/>
-              </w:rPr>
-              <w:t>42</w:t>
-            </w:r>
-          </w:p>
-        </w:tc>
-      </w:tr>
-      <w:tr>
-        <w:tc>
-          <w:tcPr>
-            <w:tcW w:type="dxa" w:w="2041"/>
-            <w:vAlign w:val="center"/>
-          </w:tcPr>
-          <w:p>
-            <w:pPr>
-              <w:spacing w:before="40" w:after="40"/>
-              <w:jc w:val="center"/>
-            </w:pPr>
-            <w:r>
-              <w:rPr>
-                <w:rFonts w:ascii="游明朝" w:hAnsi="游明朝" w:eastAsia="游明朝"/>
-                <w:b/>
-                <w:sz w:val="22"/>
-              </w:rPr>
-              <w:t>8/3（月）</w:t>
-            </w:r>
-          </w:p>
-        </w:tc>
-        <w:tc>
-          <w:tcPr>
-            <w:tcW w:type="dxa" w:w="1644"/>
-            <w:vAlign w:val="center"/>
-          </w:tcPr>
-          <w:p>
-            <w:pPr>
-              <w:spacing w:before="40" w:after="40"/>
-              <w:jc w:val="center"/>
-            </w:pPr>
-            <w:r>
-              <w:rPr>
-                <w:rFonts w:ascii="游明朝" w:hAnsi="游明朝" w:eastAsia="游明朝"/>
-                <w:b w:val="0"/>
-                <w:sz w:val="22"/>
-              </w:rPr>
-              <w:t>42</w:t>
-            </w:r>
-          </w:p>
-        </w:tc>
-        <w:tc>
-          <w:tcPr>
-            <w:tcW w:type="dxa" w:w="1644"/>
-            <w:vAlign w:val="center"/>
-          </w:tcPr>
-          <w:p>
-            <w:pPr>
-              <w:spacing w:before="40" w:after="40"/>
-              <w:jc w:val="center"/>
-            </w:pPr>
-            <w:r>
-              <w:rPr>
-                <w:rFonts w:ascii="游明朝" w:hAnsi="游明朝" w:eastAsia="游明朝"/>
-                <w:b w:val="0"/>
-                <w:sz w:val="22"/>
-              </w:rPr>
-              <w:t>42</w:t>
-            </w:r>
-          </w:p>
-        </w:tc>
-        <w:tc>
-          <w:tcPr>
-            <w:tcW w:type="dxa" w:w="1644"/>
-            <w:vAlign w:val="center"/>
-          </w:tcPr>
-          <w:p>
-            <w:pPr>
-              <w:spacing w:before="40" w:after="40"/>
-              <w:jc w:val="center"/>
-            </w:pPr>
-            <w:r>
-              <w:rPr>
-                <w:rFonts w:ascii="游明朝" w:hAnsi="游明朝" w:eastAsia="游明朝"/>
-                <w:b w:val="0"/>
-                <w:sz w:val="22"/>
-              </w:rPr>
-              <w:t>42</w:t>
-            </w:r>
-          </w:p>
-        </w:tc>
-        <w:tc>
-          <w:tcPr>
-            <w:tcW w:type="dxa" w:w="1644"/>
-            <w:vAlign w:val="center"/>
-          </w:tcPr>
-          <w:p>
-            <w:pPr>
-              <w:spacing w:before="40" w:after="40"/>
-              <w:jc w:val="center"/>
-            </w:pPr>
-            <w:r>
-              <w:rPr>
-                <w:rFonts w:ascii="游明朝" w:hAnsi="游明朝" w:eastAsia="游明朝"/>
-                <w:b w:val="0"/>
-                <w:sz w:val="22"/>
-              </w:rPr>
-              <w:t>42</w:t>
-            </w:r>
-          </w:p>
-        </w:tc>
-      </w:tr>
-      <w:tr>
-        <w:tc>
-          <w:tcPr>
-            <w:tcW w:type="dxa" w:w="2041"/>
-            <w:vAlign w:val="center"/>
-          </w:tcPr>
-          <w:p>
-            <w:pPr>
-              <w:spacing w:before="40" w:after="40"/>
-              <w:jc w:val="center"/>
-            </w:pPr>
-            <w:r>
-              <w:rPr>
-                <w:rFonts w:ascii="游明朝" w:hAnsi="游明朝" w:eastAsia="游明朝"/>
-                <w:b/>
-                <w:sz w:val="22"/>
-              </w:rPr>
-              <w:t>8/4（火）</w:t>
-            </w:r>
-          </w:p>
-        </w:tc>
-        <w:tc>
-          <w:tcPr>
-            <w:tcW w:type="dxa" w:w="1644"/>
-            <w:vAlign w:val="center"/>
-          </w:tcPr>
-          <w:p>
-            <w:pPr>
-              <w:spacing w:before="40" w:after="40"/>
-              <w:jc w:val="center"/>
-            </w:pPr>
-            <w:r>
-              <w:rPr>
-                <w:rFonts w:ascii="游明朝" w:hAnsi="游明朝" w:eastAsia="游明朝"/>
-                <w:b w:val="0"/>
-                <w:sz w:val="22"/>
-              </w:rPr>
-              <w:t>42</w:t>
-            </w:r>
-          </w:p>
-        </w:tc>
-        <w:tc>
-          <w:tcPr>
-            <w:tcW w:type="dxa" w:w="1644"/>
-            <w:vAlign w:val="center"/>
-          </w:tcPr>
-          <w:p>
-            <w:pPr>
-              <w:spacing w:before="40" w:after="40"/>
-              <w:jc w:val="center"/>
-            </w:pPr>
-            <w:r>
-              <w:rPr>
-                <w:rFonts w:ascii="游明朝" w:hAnsi="游明朝" w:eastAsia="游明朝"/>
-                <w:b w:val="0"/>
-                <w:sz w:val="22"/>
-              </w:rPr>
-              <w:t>42</w:t>
+              <w:t>43</w:t>
             </w:r>
           </w:p>
         </w:tc>
@@ -905,7 +696,7 @@
                 <w:b/>
                 <w:sz w:val="22"/>
               </w:rPr>
-              <w:t>8/5（水）</w:t>
+              <w:t>8/2（日）</w:t>
             </w:r>
           </w:p>
         </w:tc>
@@ -946,6 +737,312 @@
                 <w:sz w:val="22"/>
               </w:rPr>
               <w:t>43</w:t>
+            </w:r>
+          </w:p>
+        </w:tc>
+        <w:tc>
+          <w:tcPr>
+            <w:tcW w:type="dxa" w:w="1644"/>
+            <w:vAlign w:val="center"/>
+          </w:tcPr>
+          <w:p>
+            <w:pPr>
+              <w:spacing w:before="40" w:after="40"/>
+              <w:jc w:val="center"/>
+            </w:pPr>
+            <w:r>
+              <w:rPr>
+                <w:rFonts w:ascii="游明朝" w:hAnsi="游明朝" w:eastAsia="游明朝"/>
+                <w:b w:val="0"/>
+                <w:sz w:val="22"/>
+              </w:rPr>
+              <w:t>43</w:t>
+            </w:r>
+          </w:p>
+        </w:tc>
+        <w:tc>
+          <w:tcPr>
+            <w:tcW w:type="dxa" w:w="1644"/>
+            <w:vAlign w:val="center"/>
+          </w:tcPr>
+          <w:p>
+            <w:pPr>
+              <w:spacing w:before="40" w:after="40"/>
+              <w:jc w:val="center"/>
+            </w:pPr>
+            <w:r>
+              <w:rPr>
+                <w:rFonts w:ascii="游明朝" w:hAnsi="游明朝" w:eastAsia="游明朝"/>
+                <w:b w:val="0"/>
+                <w:sz w:val="22"/>
+              </w:rPr>
+              <w:t>43</w:t>
+            </w:r>
+          </w:p>
+        </w:tc>
+      </w:tr>
+      <w:tr>
+        <w:tc>
+          <w:tcPr>
+            <w:tcW w:type="dxa" w:w="2041"/>
+            <w:vAlign w:val="center"/>
+          </w:tcPr>
+          <w:p>
+            <w:pPr>
+              <w:spacing w:before="40" w:after="40"/>
+              <w:jc w:val="center"/>
+            </w:pPr>
+            <w:r>
+              <w:rPr>
+                <w:rFonts w:ascii="游明朝" w:hAnsi="游明朝" w:eastAsia="游明朝"/>
+                <w:b/>
+                <w:sz w:val="22"/>
+              </w:rPr>
+              <w:t>8/3（月）</w:t>
+            </w:r>
+          </w:p>
+        </w:tc>
+        <w:tc>
+          <w:tcPr>
+            <w:tcW w:type="dxa" w:w="1644"/>
+            <w:vAlign w:val="center"/>
+          </w:tcPr>
+          <w:p>
+            <w:pPr>
+              <w:spacing w:before="40" w:after="40"/>
+              <w:jc w:val="center"/>
+            </w:pPr>
+            <w:r>
+              <w:rPr>
+                <w:rFonts w:ascii="游明朝" w:hAnsi="游明朝" w:eastAsia="游明朝"/>
+                <w:b w:val="0"/>
+                <w:sz w:val="22"/>
+              </w:rPr>
+              <w:t>43</w:t>
+            </w:r>
+          </w:p>
+        </w:tc>
+        <w:tc>
+          <w:tcPr>
+            <w:tcW w:type="dxa" w:w="1644"/>
+            <w:vAlign w:val="center"/>
+          </w:tcPr>
+          <w:p>
+            <w:pPr>
+              <w:spacing w:before="40" w:after="40"/>
+              <w:jc w:val="center"/>
+            </w:pPr>
+            <w:r>
+              <w:rPr>
+                <w:rFonts w:ascii="游明朝" w:hAnsi="游明朝" w:eastAsia="游明朝"/>
+                <w:b w:val="0"/>
+                <w:sz w:val="22"/>
+              </w:rPr>
+              <w:t>43</w:t>
+            </w:r>
+          </w:p>
+        </w:tc>
+        <w:tc>
+          <w:tcPr>
+            <w:tcW w:type="dxa" w:w="1644"/>
+            <w:vAlign w:val="center"/>
+          </w:tcPr>
+          <w:p>
+            <w:pPr>
+              <w:spacing w:before="40" w:after="40"/>
+              <w:jc w:val="center"/>
+            </w:pPr>
+            <w:r>
+              <w:rPr>
+                <w:rFonts w:ascii="游明朝" w:hAnsi="游明朝" w:eastAsia="游明朝"/>
+                <w:b w:val="0"/>
+                <w:sz w:val="22"/>
+              </w:rPr>
+              <w:t>43</w:t>
+            </w:r>
+          </w:p>
+        </w:tc>
+        <w:tc>
+          <w:tcPr>
+            <w:tcW w:type="dxa" w:w="1644"/>
+            <w:vAlign w:val="center"/>
+          </w:tcPr>
+          <w:p>
+            <w:pPr>
+              <w:spacing w:before="40" w:after="40"/>
+              <w:jc w:val="center"/>
+            </w:pPr>
+            <w:r>
+              <w:rPr>
+                <w:rFonts w:ascii="游明朝" w:hAnsi="游明朝" w:eastAsia="游明朝"/>
+                <w:b w:val="0"/>
+                <w:sz w:val="22"/>
+              </w:rPr>
+              <w:t>43</w:t>
+            </w:r>
+          </w:p>
+        </w:tc>
+      </w:tr>
+      <w:tr>
+        <w:tc>
+          <w:tcPr>
+            <w:tcW w:type="dxa" w:w="2041"/>
+            <w:vAlign w:val="center"/>
+          </w:tcPr>
+          <w:p>
+            <w:pPr>
+              <w:spacing w:before="40" w:after="40"/>
+              <w:jc w:val="center"/>
+            </w:pPr>
+            <w:r>
+              <w:rPr>
+                <w:rFonts w:ascii="游明朝" w:hAnsi="游明朝" w:eastAsia="游明朝"/>
+                <w:b/>
+                <w:sz w:val="22"/>
+              </w:rPr>
+              <w:t>8/4（火）</w:t>
+            </w:r>
+          </w:p>
+        </w:tc>
+        <w:tc>
+          <w:tcPr>
+            <w:tcW w:type="dxa" w:w="1644"/>
+            <w:vAlign w:val="center"/>
+          </w:tcPr>
+          <w:p>
+            <w:pPr>
+              <w:spacing w:before="40" w:after="40"/>
+              <w:jc w:val="center"/>
+            </w:pPr>
+            <w:r>
+              <w:rPr>
+                <w:rFonts w:ascii="游明朝" w:hAnsi="游明朝" w:eastAsia="游明朝"/>
+                <w:b w:val="0"/>
+                <w:sz w:val="22"/>
+              </w:rPr>
+              <w:t>43</w:t>
+            </w:r>
+          </w:p>
+        </w:tc>
+        <w:tc>
+          <w:tcPr>
+            <w:tcW w:type="dxa" w:w="1644"/>
+            <w:vAlign w:val="center"/>
+          </w:tcPr>
+          <w:p>
+            <w:pPr>
+              <w:spacing w:before="40" w:after="40"/>
+              <w:jc w:val="center"/>
+            </w:pPr>
+            <w:r>
+              <w:rPr>
+                <w:rFonts w:ascii="游明朝" w:hAnsi="游明朝" w:eastAsia="游明朝"/>
+                <w:b w:val="0"/>
+                <w:sz w:val="22"/>
+              </w:rPr>
+              <w:t>43</w:t>
+            </w:r>
+          </w:p>
+        </w:tc>
+        <w:tc>
+          <w:tcPr>
+            <w:tcW w:type="dxa" w:w="1644"/>
+            <w:vAlign w:val="center"/>
+          </w:tcPr>
+          <w:p>
+            <w:pPr>
+              <w:spacing w:before="40" w:after="40"/>
+              <w:jc w:val="center"/>
+            </w:pPr>
+            <w:r>
+              <w:rPr>
+                <w:rFonts w:ascii="游明朝" w:hAnsi="游明朝" w:eastAsia="游明朝"/>
+                <w:b w:val="0"/>
+                <w:sz w:val="22"/>
+              </w:rPr>
+              <w:t>44</w:t>
+            </w:r>
+          </w:p>
+        </w:tc>
+        <w:tc>
+          <w:tcPr>
+            <w:tcW w:type="dxa" w:w="1644"/>
+            <w:vAlign w:val="center"/>
+          </w:tcPr>
+          <w:p>
+            <w:pPr>
+              <w:spacing w:before="40" w:after="40"/>
+              <w:jc w:val="center"/>
+            </w:pPr>
+            <w:r>
+              <w:rPr>
+                <w:rFonts w:ascii="游明朝" w:hAnsi="游明朝" w:eastAsia="游明朝"/>
+                <w:b w:val="0"/>
+                <w:sz w:val="22"/>
+              </w:rPr>
+              <w:t>44</w:t>
+            </w:r>
+          </w:p>
+        </w:tc>
+      </w:tr>
+      <w:tr>
+        <w:tc>
+          <w:tcPr>
+            <w:tcW w:type="dxa" w:w="2041"/>
+            <w:vAlign w:val="center"/>
+          </w:tcPr>
+          <w:p>
+            <w:pPr>
+              <w:spacing w:before="40" w:after="40"/>
+              <w:jc w:val="center"/>
+            </w:pPr>
+            <w:r>
+              <w:rPr>
+                <w:rFonts w:ascii="游明朝" w:hAnsi="游明朝" w:eastAsia="游明朝"/>
+                <w:b/>
+                <w:sz w:val="22"/>
+              </w:rPr>
+              <w:t>8/5（水）</w:t>
+            </w:r>
+          </w:p>
+        </w:tc>
+        <w:tc>
+          <w:tcPr>
+            <w:tcW w:type="dxa" w:w="1644"/>
+            <w:vAlign w:val="center"/>
+          </w:tcPr>
+          <w:p>
+            <w:pPr>
+              <w:spacing w:before="40" w:after="40"/>
+              <w:jc w:val="center"/>
+            </w:pPr>
+            <w:r>
+              <w:rPr>
+                <w:rFonts w:ascii="游明朝" w:hAnsi="游明朝" w:eastAsia="游明朝"/>
+                <w:b w:val="0"/>
+                <w:sz w:val="22"/>
+              </w:rPr>
+              <w:t>44</w:t>
+            </w:r>
+          </w:p>
+        </w:tc>
+        <w:tc>
+          <w:tcPr>
+            <w:tcW w:type="dxa" w:w="1644"/>
+            <w:vAlign w:val="center"/>
+          </w:tcPr>
+          <w:p>
+            <w:pPr>
+              <w:spacing w:before="40" w:after="40"/>
+              <w:jc w:val="center"/>
+            </w:pPr>
+            <w:r>
+              <w:rPr>
+                <w:rFonts w:ascii="游明朝" w:hAnsi="游明朝" w:eastAsia="游明朝"/>
+                <w:b w:val="0"/>
+                <w:sz w:val="22"/>
+              </w:rPr>
+              <w:t>44</w:t>
             </w:r>
           </w:p>
         </w:tc>
@@ -1231,7 +1328,7 @@
                 <w:b/>
                 <w:sz w:val="22"/>
               </w:rPr>
-              <w:t>257</w:t>
+              <w:t>261</w:t>
             </w:r>
           </w:p>
         </w:tc>
@@ -1251,7 +1348,7 @@
                 <w:b/>
                 <w:sz w:val="22"/>
               </w:rPr>
-              <w:t>299</w:t>
+              <w:t>304</w:t>
             </w:r>
           </w:p>
         </w:tc>
@@ -1271,7 +1368,7 @@
                 <w:b/>
                 <w:sz w:val="22"/>
               </w:rPr>
-              <w:t>257</w:t>
+              <w:t>261</w:t>
             </w:r>
           </w:p>
         </w:tc>
@@ -1291,7 +1388,7 @@
                 <w:b/>
                 <w:sz w:val="22"/>
               </w:rPr>
-              <w:t>257</w:t>
+              <w:t>261</w:t>
             </w:r>
           </w:p>
         </w:tc>
@@ -1311,9 +1408,8 @@
         <w:rPr>
           <w:rFonts w:ascii="游明朝" w:hAnsi="游明朝" w:eastAsia="游明朝"/>
           <w:sz w:val="19"/>
-          <w:shd w:val="clear" w:color="auto" w:fill="FFFF00"/>
         </w:rPr>
-        <w:t>※　上表は部員42名・引率顧問2名の確定分のみを反映しております。外部コーチ2名分の食事・宿泊数につきましては、参加日程確定後に別途ご連絡いたしますので、恐れ入りますが上表に加算のうえご準備いただけますと幸いです。</w:t>
+        <w:t>※　上表は部員42名・引率顧問2名・外部コーチ（8/1〜8/5、入れ替わりで常時1名）を合算した確定人数です。ご請求書（6/9付）でいただいた46名／日の一律見積と比べ、日によって人数が変動いたしますので、上表の人数でご準備をお願いいたします。</w:t>
       </w:r>
     </w:p>
     <w:p>
@@ -1327,7 +1423,7 @@
           <w:b/>
           <w:sz w:val="22"/>
         </w:rPr>
-        <w:t>５．お願い</w:t>
+        <w:t>６．お願い</w:t>
       </w:r>
     </w:p>
     <w:p>
@@ -1339,7 +1435,7 @@
           <w:rFonts w:ascii="游明朝" w:hAnsi="游明朝" w:eastAsia="游明朝"/>
           <w:sz w:val="22"/>
         </w:rPr>
-        <w:t>上記人数にもとづき、お食事の提供数調整をお願いできますと幸いです。なお、最終のご請求額につきましては、合宿終了後の実績人数（外部コーチ分を含む）にもとづき、精算いただけますようお願い申し上げます。ご不明な点がございましたら、下記までご連絡ください。</w:t>
+        <w:t>上記人数にもとづき、お食事の提供数調整をお願いできますと幸いです。なお、最終のご請求額につきましては、合宿終了後の実績人数にもとづき、精算いただけますようお願い申し上げます。ご不明な点がございましたら、下記までご連絡ください。</w:t>
       </w:r>
     </w:p>
     <w:p>

--- a/output/2026_夏合宿_人数確定のご連絡_菅平ホテル様.docx
+++ b/output/2026_夏合宿_人数確定のご連絡_菅平ホテル様.docx
@@ -2,6 +2,277 @@
 <file path=word/document.xml><?xml version="1.0" encoding="utf-8"?>
 <w:document xmlns:wpc="http://schemas.microsoft.com/office/word/2010/wordprocessingCanvas" xmlns:mo="http://schemas.microsoft.com/office/mac/office/2008/main" xmlns:mc="http://schemas.openxmlformats.org/markup-compatibility/2006" xmlns:mv="urn:schemas-microsoft-com:mac:vml" xmlns:o="urn:schemas-microsoft-com:office:office" xmlns:r="http://schemas.openxmlformats.org/officeDocument/2006/relationships" xmlns:m="http://schemas.openxmlformats.org/officeDocument/2006/math" xmlns:v="urn:schemas-microsoft-com:vml" xmlns:wp14="http://schemas.microsoft.com/office/word/2010/wordprocessingDrawing" xmlns:wp="http://schemas.openxmlformats.org/drawingml/2006/wordprocessingDrawing" xmlns:w10="urn:schemas-microsoft-com:office:word" xmlns:w="http://schemas.openxmlformats.org/wordprocessingml/2006/main" xmlns:w14="http://schemas.microsoft.com/office/word/2010/wordml" xmlns:wpg="http://schemas.microsoft.com/office/word/2010/wordprocessingGroup" xmlns:wpi="http://schemas.microsoft.com/office/word/2010/wordprocessingInk" xmlns:wne="http://schemas.microsoft.com/office/word/2006/wordml" xmlns:wps="http://schemas.microsoft.com/office/word/2010/wordprocessingShape" mc:Ignorable="w14 wp14">
   <w:body>
+    <w:p>
+      <w:pPr>
+        <w:spacing w:before="0" w:after="200"/>
+        <w:jc w:val="center"/>
+      </w:pPr>
+      <w:r>
+        <w:rPr>
+          <w:rFonts w:ascii="游明朝" w:hAnsi="游明朝" w:eastAsia="游明朝"/>
+          <w:b/>
+          <w:sz w:val="32"/>
+        </w:rPr>
+        <w:t>FAX送信状</w:t>
+      </w:r>
+    </w:p>
+    <w:tbl>
+      <w:tblPr>
+        <w:tblStyle w:val="TableGrid"/>
+        <w:tblW w:type="auto" w:w="0"/>
+        <w:tblLook w:firstColumn="1" w:firstRow="1" w:lastColumn="0" w:lastRow="0" w:noHBand="0" w:noVBand="1" w:val="04A0"/>
+      </w:tblPr>
+      <w:tblGrid>
+        <w:gridCol w:w="4366"/>
+        <w:gridCol w:w="4366"/>
+      </w:tblGrid>
+      <w:tr>
+        <w:tc>
+          <w:tcPr>
+            <w:tcW w:type="dxa" w:w="2551"/>
+            <w:vAlign w:val="center"/>
+          </w:tcPr>
+          <w:p>
+            <w:pPr>
+              <w:spacing w:before="60" w:after="60"/>
+            </w:pPr>
+            <w:r>
+              <w:rPr>
+                <w:rFonts w:ascii="游明朝" w:hAnsi="游明朝" w:eastAsia="游明朝"/>
+                <w:b/>
+                <w:sz w:val="22"/>
+              </w:rPr>
+              <w:t>送信日</w:t>
+            </w:r>
+          </w:p>
+        </w:tc>
+        <w:tc>
+          <w:tcPr>
+            <w:tcW w:type="dxa" w:w="6180"/>
+            <w:vAlign w:val="center"/>
+          </w:tcPr>
+          <w:p>
+            <w:pPr>
+              <w:spacing w:before="60" w:after="60"/>
+            </w:pPr>
+            <w:r>
+              <w:rPr>
+                <w:rFonts w:ascii="游明朝" w:hAnsi="游明朝" w:eastAsia="游明朝"/>
+                <w:b w:val="0"/>
+                <w:sz w:val="22"/>
+              </w:rPr>
+              <w:t>2026年7月17日</w:t>
+            </w:r>
+          </w:p>
+        </w:tc>
+      </w:tr>
+      <w:tr>
+        <w:tc>
+          <w:tcPr>
+            <w:tcW w:type="dxa" w:w="2551"/>
+            <w:vAlign w:val="center"/>
+          </w:tcPr>
+          <w:p>
+            <w:pPr>
+              <w:spacing w:before="60" w:after="60"/>
+            </w:pPr>
+            <w:r>
+              <w:rPr>
+                <w:rFonts w:ascii="游明朝" w:hAnsi="游明朝" w:eastAsia="游明朝"/>
+                <w:b/>
+                <w:sz w:val="22"/>
+              </w:rPr>
+              <w:t>宛先</w:t>
+            </w:r>
+          </w:p>
+        </w:tc>
+        <w:tc>
+          <w:tcPr>
+            <w:tcW w:type="dxa" w:w="6180"/>
+            <w:vAlign w:val="center"/>
+          </w:tcPr>
+          <w:p>
+            <w:pPr>
+              <w:spacing w:before="60" w:after="60"/>
+            </w:pPr>
+            <w:r>
+              <w:rPr>
+                <w:rFonts w:ascii="游明朝" w:hAnsi="游明朝" w:eastAsia="游明朝"/>
+                <w:b w:val="0"/>
+                <w:sz w:val="22"/>
+              </w:rPr>
+              <w:t>有限会社　菅平ホテル　御中（FAX：0268-74-3548）</w:t>
+            </w:r>
+          </w:p>
+        </w:tc>
+      </w:tr>
+      <w:tr>
+        <w:tc>
+          <w:tcPr>
+            <w:tcW w:type="dxa" w:w="2551"/>
+            <w:vAlign w:val="center"/>
+          </w:tcPr>
+          <w:p>
+            <w:pPr>
+              <w:spacing w:before="60" w:after="60"/>
+            </w:pPr>
+            <w:r>
+              <w:rPr>
+                <w:rFonts w:ascii="游明朝" w:hAnsi="游明朝" w:eastAsia="游明朝"/>
+                <w:b/>
+                <w:sz w:val="22"/>
+              </w:rPr>
+              <w:t>発信元</w:t>
+            </w:r>
+          </w:p>
+        </w:tc>
+        <w:tc>
+          <w:tcPr>
+            <w:tcW w:type="dxa" w:w="6180"/>
+            <w:vAlign w:val="center"/>
+          </w:tcPr>
+          <w:p>
+            <w:pPr>
+              <w:spacing w:before="60" w:after="60"/>
+            </w:pPr>
+            <w:r>
+              <w:rPr>
+                <w:rFonts w:ascii="游明朝" w:hAnsi="游明朝" w:eastAsia="游明朝"/>
+                <w:b w:val="0"/>
+                <w:sz w:val="22"/>
+              </w:rPr>
+              <w:t>駒澤大学高等学校　ラグビー部顧問　占部涼也</w:t>
+            </w:r>
+          </w:p>
+        </w:tc>
+      </w:tr>
+      <w:tr>
+        <w:tc>
+          <w:tcPr>
+            <w:tcW w:type="dxa" w:w="2551"/>
+            <w:vAlign w:val="center"/>
+          </w:tcPr>
+          <w:p>
+            <w:pPr>
+              <w:spacing w:before="60" w:after="60"/>
+            </w:pPr>
+            <w:r>
+              <w:rPr>
+                <w:rFonts w:ascii="游明朝" w:hAnsi="游明朝" w:eastAsia="游明朝"/>
+                <w:b/>
+                <w:sz w:val="22"/>
+              </w:rPr>
+              <w:t>発信元連絡先</w:t>
+            </w:r>
+          </w:p>
+        </w:tc>
+        <w:tc>
+          <w:tcPr>
+            <w:tcW w:type="dxa" w:w="6180"/>
+            <w:vAlign w:val="center"/>
+          </w:tcPr>
+          <w:p>
+            <w:pPr>
+              <w:spacing w:before="60" w:after="60"/>
+            </w:pPr>
+            <w:r>
+              <w:rPr>
+                <w:rFonts w:ascii="游明朝" w:hAnsi="游明朝" w:eastAsia="游明朝"/>
+                <w:b w:val="0"/>
+                <w:sz w:val="22"/>
+              </w:rPr>
+              <w:t>Tel（携帯）：080-5032-9150 / Mail：ryoyaurabe@gmail.com</w:t>
+            </w:r>
+          </w:p>
+        </w:tc>
+      </w:tr>
+      <w:tr>
+        <w:tc>
+          <w:tcPr>
+            <w:tcW w:type="dxa" w:w="2551"/>
+            <w:vAlign w:val="center"/>
+          </w:tcPr>
+          <w:p>
+            <w:pPr>
+              <w:spacing w:before="60" w:after="60"/>
+            </w:pPr>
+            <w:r>
+              <w:rPr>
+                <w:rFonts w:ascii="游明朝" w:hAnsi="游明朝" w:eastAsia="游明朝"/>
+                <w:b/>
+                <w:sz w:val="22"/>
+              </w:rPr>
+              <w:t>件名</w:t>
+            </w:r>
+          </w:p>
+        </w:tc>
+        <w:tc>
+          <w:tcPr>
+            <w:tcW w:type="dxa" w:w="6180"/>
+            <w:vAlign w:val="center"/>
+          </w:tcPr>
+          <w:p>
+            <w:pPr>
+              <w:spacing w:before="60" w:after="60"/>
+            </w:pPr>
+            <w:r>
+              <w:rPr>
+                <w:rFonts w:ascii="游明朝" w:hAnsi="游明朝" w:eastAsia="游明朝"/>
+                <w:b w:val="0"/>
+                <w:sz w:val="22"/>
+              </w:rPr>
+              <w:t>夏季合宿　参加人数確定のご連絡</w:t>
+            </w:r>
+          </w:p>
+        </w:tc>
+      </w:tr>
+      <w:tr>
+        <w:tc>
+          <w:tcPr>
+            <w:tcW w:type="dxa" w:w="2551"/>
+            <w:vAlign w:val="center"/>
+          </w:tcPr>
+          <w:p>
+            <w:pPr>
+              <w:spacing w:before="60" w:after="60"/>
+            </w:pPr>
+            <w:r>
+              <w:rPr>
+                <w:rFonts w:ascii="游明朝" w:hAnsi="游明朝" w:eastAsia="游明朝"/>
+                <w:b/>
+                <w:sz w:val="22"/>
+              </w:rPr>
+              <w:t>枚数</w:t>
+            </w:r>
+          </w:p>
+        </w:tc>
+        <w:tc>
+          <w:tcPr>
+            <w:tcW w:type="dxa" w:w="6180"/>
+            <w:vAlign w:val="center"/>
+          </w:tcPr>
+          <w:p>
+            <w:pPr>
+              <w:spacing w:before="60" w:after="60"/>
+            </w:pPr>
+            <w:r>
+              <w:rPr>
+                <w:rFonts w:ascii="游明朝" w:hAnsi="游明朝" w:eastAsia="游明朝"/>
+                <w:b w:val="0"/>
+                <w:sz w:val="22"/>
+                <w:shd w:val="clear" w:color="auto" w:fill="FFFF00"/>
+              </w:rPr>
+              <w:t>本紙を含め　　枚</w:t>
+            </w:r>
+          </w:p>
+        </w:tc>
+      </w:tr>
+    </w:tbl>
+    <w:p>
+      <w:r>
+        <w:br w:type="page"/>
+      </w:r>
+    </w:p>
     <w:p>
       <w:pPr>
         <w:spacing w:before="0" w:after="40"/>

--- a/output/2026_夏合宿_人数確定のご連絡_菅平ホテル様.docx
+++ b/output/2026_夏合宿_人数確定のご連絡_菅平ホテル様.docx
@@ -483,7 +483,7 @@
                 <w:b w:val="0"/>
                 <w:sz w:val="22"/>
               </w:rPr>
-              <w:t>2名　（全日程帯同）</w:t>
+              <w:t>2名　（顧問1：全日程帯同／顧問2：8月5日夕食〜合流）</w:t>
             </w:r>
           </w:p>
         </w:tc>
@@ -602,7 +602,7 @@
                 <w:b w:val="0"/>
                 <w:sz w:val="22"/>
               </w:rPr>
-              <w:t>44名　（部員42名＋顧問2名＋コーチ1名。8/5宿泊まで）</w:t>
+              <w:t>45名　（部員42名＋顧問2名＋コーチ1名。8/5夕食〜宿泊）</w:t>
             </w:r>
           </w:p>
         </w:tc>
@@ -625,7 +625,7 @@
           <w:b/>
           <w:sz w:val="22"/>
         </w:rPr>
-        <w:t>３．途中合流する部員について</w:t>
+        <w:t>３．途中合流する部員・顧問について</w:t>
       </w:r>
     </w:p>
     <w:p>
@@ -638,7 +638,7 @@
           <w:rFonts w:ascii="游明朝" w:hAnsi="游明朝" w:eastAsia="游明朝"/>
           <w:sz w:val="22"/>
         </w:rPr>
-        <w:t>椎名　薫（2年F組・マネージャー）：8月4日午後〜合流</w:t>
+        <w:t>椎名　薫（2年F組・マネージャー）：8月4日午後〜合流（夕食からカウント）</w:t>
       </w:r>
     </w:p>
     <w:p>
@@ -651,7 +651,20 @@
           <w:rFonts w:ascii="游明朝" w:hAnsi="游明朝" w:eastAsia="游明朝"/>
           <w:sz w:val="22"/>
         </w:rPr>
-        <w:t>吉田　青空（1年E組・選手）：8月5日午後〜合流</w:t>
+        <w:t>吉田　青空（1年E組・選手）：8月5日午後〜合流（夕食からカウント）</w:t>
+      </w:r>
+    </w:p>
+    <w:p>
+      <w:pPr>
+        <w:pStyle w:val="ListBullet"/>
+        <w:spacing w:before="20" w:after="20"/>
+      </w:pPr>
+      <w:r>
+        <w:rPr>
+          <w:rFonts w:ascii="游明朝" w:hAnsi="游明朝" w:eastAsia="游明朝"/>
+          <w:sz w:val="22"/>
+        </w:rPr>
+        <w:t>顧問2　占部涼也：8月5日午後〜合流（夕食からカウント）</w:t>
       </w:r>
     </w:p>
     <w:p>
@@ -684,7 +697,7 @@
           <w:rFonts w:ascii="游明朝" w:hAnsi="游明朝" w:eastAsia="游明朝"/>
           <w:sz w:val="22"/>
         </w:rPr>
-        <w:t>1人目：8月1日〜8月2日（8/2は朝食・昼食のみ帯同し、夕食・宿泊なしで交代）</w:t>
+        <w:t>1人目：8月1日〜8月2日（8/2の夕食・宿泊まで帯同し、翌朝までに交代）</w:t>
       </w:r>
     </w:p>
     <w:p>
@@ -697,7 +710,7 @@
           <w:rFonts w:ascii="游明朝" w:hAnsi="游明朝" w:eastAsia="游明朝"/>
           <w:sz w:val="22"/>
         </w:rPr>
-        <w:t>2人目：8月3日〜8月5日（8/5は朝食・昼食のみ帯同し、夕食・宿泊なしで退所）</w:t>
+        <w:t>2人目：8月3日〜8月5日（8/5の夕食・宿泊まで帯同）</w:t>
       </w:r>
     </w:p>
     <w:p>
@@ -905,7 +918,313 @@
                 <w:b w:val="0"/>
                 <w:sz w:val="22"/>
               </w:rPr>
-              <w:t>43</w:t>
+              <w:t>42</w:t>
+            </w:r>
+          </w:p>
+        </w:tc>
+        <w:tc>
+          <w:tcPr>
+            <w:tcW w:type="dxa" w:w="1644"/>
+            <w:vAlign w:val="center"/>
+          </w:tcPr>
+          <w:p>
+            <w:pPr>
+              <w:spacing w:before="40" w:after="40"/>
+              <w:jc w:val="center"/>
+            </w:pPr>
+            <w:r>
+              <w:rPr>
+                <w:rFonts w:ascii="游明朝" w:hAnsi="游明朝" w:eastAsia="游明朝"/>
+                <w:b w:val="0"/>
+                <w:sz w:val="22"/>
+              </w:rPr>
+              <w:t>42</w:t>
+            </w:r>
+          </w:p>
+        </w:tc>
+        <w:tc>
+          <w:tcPr>
+            <w:tcW w:type="dxa" w:w="1644"/>
+            <w:vAlign w:val="center"/>
+          </w:tcPr>
+          <w:p>
+            <w:pPr>
+              <w:spacing w:before="40" w:after="40"/>
+              <w:jc w:val="center"/>
+            </w:pPr>
+            <w:r>
+              <w:rPr>
+                <w:rFonts w:ascii="游明朝" w:hAnsi="游明朝" w:eastAsia="游明朝"/>
+                <w:b w:val="0"/>
+                <w:sz w:val="22"/>
+              </w:rPr>
+              <w:t>42</w:t>
+            </w:r>
+          </w:p>
+        </w:tc>
+      </w:tr>
+      <w:tr>
+        <w:tc>
+          <w:tcPr>
+            <w:tcW w:type="dxa" w:w="2041"/>
+            <w:vAlign w:val="center"/>
+          </w:tcPr>
+          <w:p>
+            <w:pPr>
+              <w:spacing w:before="40" w:after="40"/>
+              <w:jc w:val="center"/>
+            </w:pPr>
+            <w:r>
+              <w:rPr>
+                <w:rFonts w:ascii="游明朝" w:hAnsi="游明朝" w:eastAsia="游明朝"/>
+                <w:b/>
+                <w:sz w:val="22"/>
+              </w:rPr>
+              <w:t>8/2（日）</w:t>
+            </w:r>
+          </w:p>
+        </w:tc>
+        <w:tc>
+          <w:tcPr>
+            <w:tcW w:type="dxa" w:w="1644"/>
+            <w:vAlign w:val="center"/>
+          </w:tcPr>
+          <w:p>
+            <w:pPr>
+              <w:spacing w:before="40" w:after="40"/>
+              <w:jc w:val="center"/>
+            </w:pPr>
+            <w:r>
+              <w:rPr>
+                <w:rFonts w:ascii="游明朝" w:hAnsi="游明朝" w:eastAsia="游明朝"/>
+                <w:b w:val="0"/>
+                <w:sz w:val="22"/>
+              </w:rPr>
+              <w:t>42</w:t>
+            </w:r>
+          </w:p>
+        </w:tc>
+        <w:tc>
+          <w:tcPr>
+            <w:tcW w:type="dxa" w:w="1644"/>
+            <w:vAlign w:val="center"/>
+          </w:tcPr>
+          <w:p>
+            <w:pPr>
+              <w:spacing w:before="40" w:after="40"/>
+              <w:jc w:val="center"/>
+            </w:pPr>
+            <w:r>
+              <w:rPr>
+                <w:rFonts w:ascii="游明朝" w:hAnsi="游明朝" w:eastAsia="游明朝"/>
+                <w:b w:val="0"/>
+                <w:sz w:val="22"/>
+              </w:rPr>
+              <w:t>42</w:t>
+            </w:r>
+          </w:p>
+        </w:tc>
+        <w:tc>
+          <w:tcPr>
+            <w:tcW w:type="dxa" w:w="1644"/>
+            <w:vAlign w:val="center"/>
+          </w:tcPr>
+          <w:p>
+            <w:pPr>
+              <w:spacing w:before="40" w:after="40"/>
+              <w:jc w:val="center"/>
+            </w:pPr>
+            <w:r>
+              <w:rPr>
+                <w:rFonts w:ascii="游明朝" w:hAnsi="游明朝" w:eastAsia="游明朝"/>
+                <w:b w:val="0"/>
+                <w:sz w:val="22"/>
+              </w:rPr>
+              <w:t>42</w:t>
+            </w:r>
+          </w:p>
+        </w:tc>
+        <w:tc>
+          <w:tcPr>
+            <w:tcW w:type="dxa" w:w="1644"/>
+            <w:vAlign w:val="center"/>
+          </w:tcPr>
+          <w:p>
+            <w:pPr>
+              <w:spacing w:before="40" w:after="40"/>
+              <w:jc w:val="center"/>
+            </w:pPr>
+            <w:r>
+              <w:rPr>
+                <w:rFonts w:ascii="游明朝" w:hAnsi="游明朝" w:eastAsia="游明朝"/>
+                <w:b w:val="0"/>
+                <w:sz w:val="22"/>
+              </w:rPr>
+              <w:t>42</w:t>
+            </w:r>
+          </w:p>
+        </w:tc>
+      </w:tr>
+      <w:tr>
+        <w:tc>
+          <w:tcPr>
+            <w:tcW w:type="dxa" w:w="2041"/>
+            <w:vAlign w:val="center"/>
+          </w:tcPr>
+          <w:p>
+            <w:pPr>
+              <w:spacing w:before="40" w:after="40"/>
+              <w:jc w:val="center"/>
+            </w:pPr>
+            <w:r>
+              <w:rPr>
+                <w:rFonts w:ascii="游明朝" w:hAnsi="游明朝" w:eastAsia="游明朝"/>
+                <w:b/>
+                <w:sz w:val="22"/>
+              </w:rPr>
+              <w:t>8/3（月）</w:t>
+            </w:r>
+          </w:p>
+        </w:tc>
+        <w:tc>
+          <w:tcPr>
+            <w:tcW w:type="dxa" w:w="1644"/>
+            <w:vAlign w:val="center"/>
+          </w:tcPr>
+          <w:p>
+            <w:pPr>
+              <w:spacing w:before="40" w:after="40"/>
+              <w:jc w:val="center"/>
+            </w:pPr>
+            <w:r>
+              <w:rPr>
+                <w:rFonts w:ascii="游明朝" w:hAnsi="游明朝" w:eastAsia="游明朝"/>
+                <w:b w:val="0"/>
+                <w:sz w:val="22"/>
+              </w:rPr>
+              <w:t>42</w:t>
+            </w:r>
+          </w:p>
+        </w:tc>
+        <w:tc>
+          <w:tcPr>
+            <w:tcW w:type="dxa" w:w="1644"/>
+            <w:vAlign w:val="center"/>
+          </w:tcPr>
+          <w:p>
+            <w:pPr>
+              <w:spacing w:before="40" w:after="40"/>
+              <w:jc w:val="center"/>
+            </w:pPr>
+            <w:r>
+              <w:rPr>
+                <w:rFonts w:ascii="游明朝" w:hAnsi="游明朝" w:eastAsia="游明朝"/>
+                <w:b w:val="0"/>
+                <w:sz w:val="22"/>
+              </w:rPr>
+              <w:t>42</w:t>
+            </w:r>
+          </w:p>
+        </w:tc>
+        <w:tc>
+          <w:tcPr>
+            <w:tcW w:type="dxa" w:w="1644"/>
+            <w:vAlign w:val="center"/>
+          </w:tcPr>
+          <w:p>
+            <w:pPr>
+              <w:spacing w:before="40" w:after="40"/>
+              <w:jc w:val="center"/>
+            </w:pPr>
+            <w:r>
+              <w:rPr>
+                <w:rFonts w:ascii="游明朝" w:hAnsi="游明朝" w:eastAsia="游明朝"/>
+                <w:b w:val="0"/>
+                <w:sz w:val="22"/>
+              </w:rPr>
+              <w:t>42</w:t>
+            </w:r>
+          </w:p>
+        </w:tc>
+        <w:tc>
+          <w:tcPr>
+            <w:tcW w:type="dxa" w:w="1644"/>
+            <w:vAlign w:val="center"/>
+          </w:tcPr>
+          <w:p>
+            <w:pPr>
+              <w:spacing w:before="40" w:after="40"/>
+              <w:jc w:val="center"/>
+            </w:pPr>
+            <w:r>
+              <w:rPr>
+                <w:rFonts w:ascii="游明朝" w:hAnsi="游明朝" w:eastAsia="游明朝"/>
+                <w:b w:val="0"/>
+                <w:sz w:val="22"/>
+              </w:rPr>
+              <w:t>42</w:t>
+            </w:r>
+          </w:p>
+        </w:tc>
+      </w:tr>
+      <w:tr>
+        <w:tc>
+          <w:tcPr>
+            <w:tcW w:type="dxa" w:w="2041"/>
+            <w:vAlign w:val="center"/>
+          </w:tcPr>
+          <w:p>
+            <w:pPr>
+              <w:spacing w:before="40" w:after="40"/>
+              <w:jc w:val="center"/>
+            </w:pPr>
+            <w:r>
+              <w:rPr>
+                <w:rFonts w:ascii="游明朝" w:hAnsi="游明朝" w:eastAsia="游明朝"/>
+                <w:b/>
+                <w:sz w:val="22"/>
+              </w:rPr>
+              <w:t>8/4（火）</w:t>
+            </w:r>
+          </w:p>
+        </w:tc>
+        <w:tc>
+          <w:tcPr>
+            <w:tcW w:type="dxa" w:w="1644"/>
+            <w:vAlign w:val="center"/>
+          </w:tcPr>
+          <w:p>
+            <w:pPr>
+              <w:spacing w:before="40" w:after="40"/>
+              <w:jc w:val="center"/>
+            </w:pPr>
+            <w:r>
+              <w:rPr>
+                <w:rFonts w:ascii="游明朝" w:hAnsi="游明朝" w:eastAsia="游明朝"/>
+                <w:b w:val="0"/>
+                <w:sz w:val="22"/>
+              </w:rPr>
+              <w:t>42</w:t>
+            </w:r>
+          </w:p>
+        </w:tc>
+        <w:tc>
+          <w:tcPr>
+            <w:tcW w:type="dxa" w:w="1644"/>
+            <w:vAlign w:val="center"/>
+          </w:tcPr>
+          <w:p>
+            <w:pPr>
+              <w:spacing w:before="40" w:after="40"/>
+              <w:jc w:val="center"/>
+            </w:pPr>
+            <w:r>
+              <w:rPr>
+                <w:rFonts w:ascii="游明朝" w:hAnsi="游明朝" w:eastAsia="游明朝"/>
+                <w:b w:val="0"/>
+                <w:sz w:val="22"/>
+              </w:rPr>
+              <w:t>42</w:t>
             </w:r>
           </w:p>
         </w:tc>
@@ -967,7 +1286,7 @@
                 <w:b/>
                 <w:sz w:val="22"/>
               </w:rPr>
-              <w:t>8/2（日）</w:t>
+              <w:t>8/5（水）</w:t>
             </w:r>
           </w:p>
         </w:tc>
@@ -1027,7 +1346,7 @@
                 <w:b w:val="0"/>
                 <w:sz w:val="22"/>
               </w:rPr>
-              <w:t>43</w:t>
+              <w:t>45</w:t>
             </w:r>
           </w:p>
         </w:tc>
@@ -1047,313 +1366,7 @@
                 <w:b w:val="0"/>
                 <w:sz w:val="22"/>
               </w:rPr>
-              <w:t>43</w:t>
-            </w:r>
-          </w:p>
-        </w:tc>
-      </w:tr>
-      <w:tr>
-        <w:tc>
-          <w:tcPr>
-            <w:tcW w:type="dxa" w:w="2041"/>
-            <w:vAlign w:val="center"/>
-          </w:tcPr>
-          <w:p>
-            <w:pPr>
-              <w:spacing w:before="40" w:after="40"/>
-              <w:jc w:val="center"/>
-            </w:pPr>
-            <w:r>
-              <w:rPr>
-                <w:rFonts w:ascii="游明朝" w:hAnsi="游明朝" w:eastAsia="游明朝"/>
-                <w:b/>
-                <w:sz w:val="22"/>
-              </w:rPr>
-              <w:t>8/3（月）</w:t>
-            </w:r>
-          </w:p>
-        </w:tc>
-        <w:tc>
-          <w:tcPr>
-            <w:tcW w:type="dxa" w:w="1644"/>
-            <w:vAlign w:val="center"/>
-          </w:tcPr>
-          <w:p>
-            <w:pPr>
-              <w:spacing w:before="40" w:after="40"/>
-              <w:jc w:val="center"/>
-            </w:pPr>
-            <w:r>
-              <w:rPr>
-                <w:rFonts w:ascii="游明朝" w:hAnsi="游明朝" w:eastAsia="游明朝"/>
-                <w:b w:val="0"/>
-                <w:sz w:val="22"/>
-              </w:rPr>
-              <w:t>43</w:t>
-            </w:r>
-          </w:p>
-        </w:tc>
-        <w:tc>
-          <w:tcPr>
-            <w:tcW w:type="dxa" w:w="1644"/>
-            <w:vAlign w:val="center"/>
-          </w:tcPr>
-          <w:p>
-            <w:pPr>
-              <w:spacing w:before="40" w:after="40"/>
-              <w:jc w:val="center"/>
-            </w:pPr>
-            <w:r>
-              <w:rPr>
-                <w:rFonts w:ascii="游明朝" w:hAnsi="游明朝" w:eastAsia="游明朝"/>
-                <w:b w:val="0"/>
-                <w:sz w:val="22"/>
-              </w:rPr>
-              <w:t>43</w:t>
-            </w:r>
-          </w:p>
-        </w:tc>
-        <w:tc>
-          <w:tcPr>
-            <w:tcW w:type="dxa" w:w="1644"/>
-            <w:vAlign w:val="center"/>
-          </w:tcPr>
-          <w:p>
-            <w:pPr>
-              <w:spacing w:before="40" w:after="40"/>
-              <w:jc w:val="center"/>
-            </w:pPr>
-            <w:r>
-              <w:rPr>
-                <w:rFonts w:ascii="游明朝" w:hAnsi="游明朝" w:eastAsia="游明朝"/>
-                <w:b w:val="0"/>
-                <w:sz w:val="22"/>
-              </w:rPr>
-              <w:t>43</w:t>
-            </w:r>
-          </w:p>
-        </w:tc>
-        <w:tc>
-          <w:tcPr>
-            <w:tcW w:type="dxa" w:w="1644"/>
-            <w:vAlign w:val="center"/>
-          </w:tcPr>
-          <w:p>
-            <w:pPr>
-              <w:spacing w:before="40" w:after="40"/>
-              <w:jc w:val="center"/>
-            </w:pPr>
-            <w:r>
-              <w:rPr>
-                <w:rFonts w:ascii="游明朝" w:hAnsi="游明朝" w:eastAsia="游明朝"/>
-                <w:b w:val="0"/>
-                <w:sz w:val="22"/>
-              </w:rPr>
-              <w:t>43</w:t>
-            </w:r>
-          </w:p>
-        </w:tc>
-      </w:tr>
-      <w:tr>
-        <w:tc>
-          <w:tcPr>
-            <w:tcW w:type="dxa" w:w="2041"/>
-            <w:vAlign w:val="center"/>
-          </w:tcPr>
-          <w:p>
-            <w:pPr>
-              <w:spacing w:before="40" w:after="40"/>
-              <w:jc w:val="center"/>
-            </w:pPr>
-            <w:r>
-              <w:rPr>
-                <w:rFonts w:ascii="游明朝" w:hAnsi="游明朝" w:eastAsia="游明朝"/>
-                <w:b/>
-                <w:sz w:val="22"/>
-              </w:rPr>
-              <w:t>8/4（火）</w:t>
-            </w:r>
-          </w:p>
-        </w:tc>
-        <w:tc>
-          <w:tcPr>
-            <w:tcW w:type="dxa" w:w="1644"/>
-            <w:vAlign w:val="center"/>
-          </w:tcPr>
-          <w:p>
-            <w:pPr>
-              <w:spacing w:before="40" w:after="40"/>
-              <w:jc w:val="center"/>
-            </w:pPr>
-            <w:r>
-              <w:rPr>
-                <w:rFonts w:ascii="游明朝" w:hAnsi="游明朝" w:eastAsia="游明朝"/>
-                <w:b w:val="0"/>
-                <w:sz w:val="22"/>
-              </w:rPr>
-              <w:t>43</w:t>
-            </w:r>
-          </w:p>
-        </w:tc>
-        <w:tc>
-          <w:tcPr>
-            <w:tcW w:type="dxa" w:w="1644"/>
-            <w:vAlign w:val="center"/>
-          </w:tcPr>
-          <w:p>
-            <w:pPr>
-              <w:spacing w:before="40" w:after="40"/>
-              <w:jc w:val="center"/>
-            </w:pPr>
-            <w:r>
-              <w:rPr>
-                <w:rFonts w:ascii="游明朝" w:hAnsi="游明朝" w:eastAsia="游明朝"/>
-                <w:b w:val="0"/>
-                <w:sz w:val="22"/>
-              </w:rPr>
-              <w:t>43</w:t>
-            </w:r>
-          </w:p>
-        </w:tc>
-        <w:tc>
-          <w:tcPr>
-            <w:tcW w:type="dxa" w:w="1644"/>
-            <w:vAlign w:val="center"/>
-          </w:tcPr>
-          <w:p>
-            <w:pPr>
-              <w:spacing w:before="40" w:after="40"/>
-              <w:jc w:val="center"/>
-            </w:pPr>
-            <w:r>
-              <w:rPr>
-                <w:rFonts w:ascii="游明朝" w:hAnsi="游明朝" w:eastAsia="游明朝"/>
-                <w:b w:val="0"/>
-                <w:sz w:val="22"/>
-              </w:rPr>
-              <w:t>44</w:t>
-            </w:r>
-          </w:p>
-        </w:tc>
-        <w:tc>
-          <w:tcPr>
-            <w:tcW w:type="dxa" w:w="1644"/>
-            <w:vAlign w:val="center"/>
-          </w:tcPr>
-          <w:p>
-            <w:pPr>
-              <w:spacing w:before="40" w:after="40"/>
-              <w:jc w:val="center"/>
-            </w:pPr>
-            <w:r>
-              <w:rPr>
-                <w:rFonts w:ascii="游明朝" w:hAnsi="游明朝" w:eastAsia="游明朝"/>
-                <w:b w:val="0"/>
-                <w:sz w:val="22"/>
-              </w:rPr>
-              <w:t>44</w:t>
-            </w:r>
-          </w:p>
-        </w:tc>
-      </w:tr>
-      <w:tr>
-        <w:tc>
-          <w:tcPr>
-            <w:tcW w:type="dxa" w:w="2041"/>
-            <w:vAlign w:val="center"/>
-          </w:tcPr>
-          <w:p>
-            <w:pPr>
-              <w:spacing w:before="40" w:after="40"/>
-              <w:jc w:val="center"/>
-            </w:pPr>
-            <w:r>
-              <w:rPr>
-                <w:rFonts w:ascii="游明朝" w:hAnsi="游明朝" w:eastAsia="游明朝"/>
-                <w:b/>
-                <w:sz w:val="22"/>
-              </w:rPr>
-              <w:t>8/5（水）</w:t>
-            </w:r>
-          </w:p>
-        </w:tc>
-        <w:tc>
-          <w:tcPr>
-            <w:tcW w:type="dxa" w:w="1644"/>
-            <w:vAlign w:val="center"/>
-          </w:tcPr>
-          <w:p>
-            <w:pPr>
-              <w:spacing w:before="40" w:after="40"/>
-              <w:jc w:val="center"/>
-            </w:pPr>
-            <w:r>
-              <w:rPr>
-                <w:rFonts w:ascii="游明朝" w:hAnsi="游明朝" w:eastAsia="游明朝"/>
-                <w:b w:val="0"/>
-                <w:sz w:val="22"/>
-              </w:rPr>
-              <w:t>44</w:t>
-            </w:r>
-          </w:p>
-        </w:tc>
-        <w:tc>
-          <w:tcPr>
-            <w:tcW w:type="dxa" w:w="1644"/>
-            <w:vAlign w:val="center"/>
-          </w:tcPr>
-          <w:p>
-            <w:pPr>
-              <w:spacing w:before="40" w:after="40"/>
-              <w:jc w:val="center"/>
-            </w:pPr>
-            <w:r>
-              <w:rPr>
-                <w:rFonts w:ascii="游明朝" w:hAnsi="游明朝" w:eastAsia="游明朝"/>
-                <w:b w:val="0"/>
-                <w:sz w:val="22"/>
-              </w:rPr>
-              <w:t>44</w:t>
-            </w:r>
-          </w:p>
-        </w:tc>
-        <w:tc>
-          <w:tcPr>
-            <w:tcW w:type="dxa" w:w="1644"/>
-            <w:vAlign w:val="center"/>
-          </w:tcPr>
-          <w:p>
-            <w:pPr>
-              <w:spacing w:before="40" w:after="40"/>
-              <w:jc w:val="center"/>
-            </w:pPr>
-            <w:r>
-              <w:rPr>
-                <w:rFonts w:ascii="游明朝" w:hAnsi="游明朝" w:eastAsia="游明朝"/>
-                <w:b w:val="0"/>
-                <w:sz w:val="22"/>
-              </w:rPr>
-              <w:t>44</w:t>
-            </w:r>
-          </w:p>
-        </w:tc>
-        <w:tc>
-          <w:tcPr>
-            <w:tcW w:type="dxa" w:w="1644"/>
-            <w:vAlign w:val="center"/>
-          </w:tcPr>
-          <w:p>
-            <w:pPr>
-              <w:spacing w:before="40" w:after="40"/>
-              <w:jc w:val="center"/>
-            </w:pPr>
-            <w:r>
-              <w:rPr>
-                <w:rFonts w:ascii="游明朝" w:hAnsi="游明朝" w:eastAsia="游明朝"/>
-                <w:b w:val="0"/>
-                <w:sz w:val="22"/>
-              </w:rPr>
-              <w:t>44</w:t>
+              <w:t>45</w:t>
             </w:r>
           </w:p>
         </w:tc>
@@ -1599,7 +1612,7 @@
                 <w:b/>
                 <w:sz w:val="22"/>
               </w:rPr>
-              <w:t>261</w:t>
+              <w:t>257</w:t>
             </w:r>
           </w:p>
         </w:tc>
@@ -1619,7 +1632,7 @@
                 <w:b/>
                 <w:sz w:val="22"/>
               </w:rPr>
-              <w:t>304</w:t>
+              <w:t>299</w:t>
             </w:r>
           </w:p>
         </w:tc>
@@ -1639,7 +1652,7 @@
                 <w:b/>
                 <w:sz w:val="22"/>
               </w:rPr>
-              <w:t>261</w:t>
+              <w:t>258</w:t>
             </w:r>
           </w:p>
         </w:tc>
@@ -1659,7 +1672,7 @@
                 <w:b/>
                 <w:sz w:val="22"/>
               </w:rPr>
-              <w:t>261</w:t>
+              <w:t>258</w:t>
             </w:r>
           </w:p>
         </w:tc>
@@ -1680,7 +1693,7 @@
           <w:rFonts w:ascii="游明朝" w:hAnsi="游明朝" w:eastAsia="游明朝"/>
           <w:sz w:val="19"/>
         </w:rPr>
-        <w:t>※　上表は部員42名・引率顧問2名・外部コーチ（8/1〜8/5、入れ替わりで常時1名）を合算した確定人数です。ご請求書（6/9付）でいただいた46名／日の一律見積と比べ、日によって人数が変動いたしますので、上表の人数でご準備をお願いいたします。</w:t>
+        <w:t>※　上表は部員42名（途中合流2名を含む）・引率顧問2名（顧問2は8/5夕食〜）・外部コーチ（8/1〜8/5、入れ替わりで常時1名）を合算した確定人数です。ご請求書（6/9付）でいただいた46名／日の一律見積と比べ、日によって人数が変動いたしますので、上表の人数でご準備をお願いいたします。</w:t>
       </w:r>
     </w:p>
     <w:p>
